--- a/mywork/Journal/DS 5004.docx
+++ b/mywork/Journal/DS 5004.docx
@@ -2394,22 +2394,7 @@
     </w:p>
     <w:p>
       <w:r>
-        <w:t xml:space="preserve">In </w:t>
-      </w:r>
-      <w:r>
-        <w:t xml:space="preserve">Module 8 </w:t>
-      </w:r>
-      <w:r>
-        <w:t>I learned to appreciate that</w:t>
-      </w:r>
-      <w:r>
-        <w:t xml:space="preserve"> policy-gradient extensions </w:t>
-      </w:r>
-      <w:r>
-        <w:t>are</w:t>
-      </w:r>
-      <w:r>
-        <w:t xml:space="preserve"> part of a single, connected effort to reduce variance and stabilize learning. Starting from REINFORCE, I learned how reward-to-go and normalization provide basic variance reduction, while baselines and advantage estimation add a deeper level of stability by incorporating learned value functions. Actor–critic methods made this even clearer by blending policy and value learning into a hybrid approach that produces a much cleaner learning signal. TRPO and PPO then expanded this idea by showing how cautious, constrained updates can prevent instability in deep networks, with PPO offering a more practical form of TRPO’s trust-region concept. Finally, DDPG illustrated how these themes extend into continuous-action spaces by using a Q-function to directly guide the policy. Across </w:t>
+        <w:t xml:space="preserve">In Module 8 I learned to appreciate that policy-gradient extensions are part of a single, connected effort to reduce variance and stabilize learning. Starting from REINFORCE, I learned how reward-to-go and normalization provide basic variance reduction, while baselines and advantage estimation add a deeper level of stability by incorporating learned value functions. Actor–critic methods made this even clearer by blending policy and value learning into a hybrid approach that produces a much cleaner learning signal. TRPO and PPO then expanded this idea by showing how cautious, constrained updates can prevent instability in deep networks, with PPO offering a more practical form of TRPO’s trust-region concept. Finally, DDPG illustrated how these themes extend into continuous-action spaces by using a Q-function to directly guide the policy. Across </w:t>
       </w:r>
       <w:proofErr w:type="gramStart"/>
       <w:r>
@@ -2417,19 +2402,7 @@
       </w:r>
       <w:proofErr w:type="gramEnd"/>
       <w:r>
-        <w:t xml:space="preserve"> these methods, the recurring themes</w:t>
-      </w:r>
-      <w:r>
-        <w:t xml:space="preserve"> were </w:t>
-      </w:r>
-      <w:r>
-        <w:t>variance reduction, stable update rules, and the integration of value information</w:t>
-      </w:r>
-      <w:r>
-        <w:t xml:space="preserve">. These were my main takeaways that </w:t>
-      </w:r>
-      <w:r>
-        <w:t>helped me understand how modern RL algorithms evolve from simple ideas into practical, high-performance approaches.</w:t>
+        <w:t xml:space="preserve"> these methods, the recurring themes were variance reduction, stable update rules, and the integration of value information. These were my main takeaways that helped me understand how modern RL algorithms evolve from simple ideas into practical, high-performance approaches.</w:t>
       </w:r>
     </w:p>
     <w:p>
@@ -2465,7 +2438,79 @@
         <w:t xml:space="preserve"> made leaning the material more rewarding. The concepts from several previous courses, such as Deep Learning and Bayesian ML, were instrumental in pulling this together for me.</w:t>
       </w:r>
     </w:p>
-    <w:p/>
+    <w:p>
+      <w:r>
+        <w:br w:type="page"/>
+      </w:r>
+    </w:p>
+    <w:p>
+      <w:pPr>
+        <w:pStyle w:val="Title"/>
+      </w:pPr>
+      <w:r>
+        <w:lastRenderedPageBreak/>
+        <w:t>Module 10 – Model-Based RL and Model Safety in RL</w:t>
+      </w:r>
+    </w:p>
+    <w:p>
+      <w:r>
+        <w:t xml:space="preserve">Our team’s </w:t>
+      </w:r>
+      <w:r>
+        <w:t xml:space="preserve">Cloud Auto Scaling </w:t>
+      </w:r>
+      <w:r>
+        <w:t>project uses a model-free RL approach with a simulator, and this module made me curious about how model-based RL might work for autoscaling. From what I’ve seen so far, a model-based method seems like it could be a better fit because it can learn how the system behaves, predict future demand, and plan several steps ahead instead of reacting only to the current state. That kind of foresight could make scaling decisions more proactive, cost-effective, and aligned with SLAs.</w:t>
+      </w:r>
+    </w:p>
+    <w:p>
+      <w:r>
+        <w:t xml:space="preserve">The World Models idea also stood out to me. I like that it allows the agent to “imagine” or simulate possible futures before taking real actions. By learning a simpler latent representation of CPU patterns and </w:t>
+      </w:r>
+      <w:r>
+        <w:t>demand and</w:t>
+      </w:r>
+      <w:r>
+        <w:t xml:space="preserve"> then using an MDN-RNN to predict how things will evolve, the agent can safely test different scaling strategies inside its own internal model. This type of built-in planning seems like exactly what the model-free approach in our project was missing.</w:t>
+      </w:r>
+    </w:p>
+    <w:p>
+      <w:r>
+        <w:t>Right now, cloud providers don’t use RL for autoscaling</w:t>
+      </w:r>
+      <w:r>
+        <w:t xml:space="preserve">. Instead, </w:t>
+      </w:r>
+      <w:r>
+        <w:t>they stick with simple, reliable rules and forecasting methods because they’re predictable and safe. Even so, I can see why RL might play a role in the future. As cloud systems get more complex and harder to tune manually, the ability of model-based RL to anticipate changes and evaluate different strategies could become valuable. I’m still early in understanding all of this, but the module helped me see how RL</w:t>
+      </w:r>
+      <w:r>
+        <w:t xml:space="preserve">, </w:t>
+      </w:r>
+      <w:r>
+        <w:t>especially with world models</w:t>
+      </w:r>
+      <w:r>
+        <w:t xml:space="preserve">, </w:t>
+      </w:r>
+      <w:r>
+        <w:t>could eventually support more intelligent autoscaling when the safety and reliability challenges are better addressed.</w:t>
+      </w:r>
+    </w:p>
+    <w:p>
+      <w:r>
+        <w:br w:type="page"/>
+      </w:r>
+    </w:p>
+    <w:p>
+      <w:pPr>
+        <w:pStyle w:val="Title"/>
+      </w:pPr>
+      <w:r>
+        <w:lastRenderedPageBreak/>
+        <w:t>Module 11 – RL with Human Feedback</w:t>
+      </w:r>
+    </w:p>
     <w:sectPr>
       <w:footerReference w:type="default" r:id="rId7"/>
       <w:pgSz w:w="12240" w:h="15840"/>
@@ -3928,6 +3973,7 @@
   <w:style w:type="character" w:default="1" w:styleId="DefaultParagraphFont">
     <w:name w:val="Default Paragraph Font"/>
     <w:uiPriority w:val="1"/>
+    <w:semiHidden/>
     <w:unhideWhenUsed/>
   </w:style>
   <w:style w:type="table" w:default="1" w:styleId="TableNormal">

--- a/mywork/Journal/DS 5004.docx
+++ b/mywork/Journal/DS 5004.docx
@@ -2465,36 +2465,12 @@
     </w:p>
     <w:p>
       <w:r>
-        <w:t xml:space="preserve">The World Models idea also stood out to me. I like that it allows the agent to “imagine” or simulate possible futures before taking real actions. By learning a simpler latent representation of CPU patterns and </w:t>
-      </w:r>
-      <w:r>
-        <w:t>demand and</w:t>
-      </w:r>
-      <w:r>
-        <w:t xml:space="preserve"> then using an MDN-RNN to predict how things will evolve, the agent can safely test different scaling strategies inside its own internal model. This type of built-in planning seems like exactly what the model-free approach in our project was missing.</w:t>
-      </w:r>
-    </w:p>
-    <w:p>
-      <w:r>
-        <w:t>Right now, cloud providers don’t use RL for autoscaling</w:t>
-      </w:r>
-      <w:r>
-        <w:t xml:space="preserve">. Instead, </w:t>
-      </w:r>
-      <w:r>
-        <w:t>they stick with simple, reliable rules and forecasting methods because they’re predictable and safe. Even so, I can see why RL might play a role in the future. As cloud systems get more complex and harder to tune manually, the ability of model-based RL to anticipate changes and evaluate different strategies could become valuable. I’m still early in understanding all of this, but the module helped me see how RL</w:t>
-      </w:r>
-      <w:r>
-        <w:t xml:space="preserve">, </w:t>
-      </w:r>
-      <w:r>
-        <w:t>especially with world models</w:t>
-      </w:r>
-      <w:r>
-        <w:t xml:space="preserve">, </w:t>
-      </w:r>
-      <w:r>
-        <w:t>could eventually support more intelligent autoscaling when the safety and reliability challenges are better addressed.</w:t>
+        <w:t>The World Models idea also stood out to me. I like that it allows the agent to “imagine” or simulate possible futures before taking real actions. By learning a simpler latent representation of CPU patterns and demand and then using an MDN-RNN to predict how things will evolve, the agent can safely test different scaling strategies inside its own internal model. This type of built-in planning seems like exactly what the model-free approach in our project was missing.</w:t>
+      </w:r>
+    </w:p>
+    <w:p>
+      <w:r>
+        <w:t>Right now, cloud providers don’t use RL for autoscaling. Instead, they stick with simple, reliable rules and forecasting methods because they’re predictable and safe. Even so, I can see why RL might play a role in the future. As cloud systems get more complex and harder to tune manually, the ability of model-based RL to anticipate changes and evaluate different strategies could become valuable. I’m still early in understanding all of this, but the module helped me see how RL, especially with world models, could eventually support more intelligent autoscaling when the safety and reliability challenges are better addressed.</w:t>
       </w:r>
     </w:p>
     <w:p>
@@ -2509,6 +2485,75 @@
       <w:r>
         <w:lastRenderedPageBreak/>
         <w:t>Module 11 – RL with Human Feedback</w:t>
+      </w:r>
+    </w:p>
+    <w:p>
+      <w:r>
+        <w:t>Module 12 tied the course together by returning to the central challenge of reinforcement learning: designing reward functions that truly capture what we want an agent to do. This point resonated strongly because the autoscaling project has been one of the most valuable parts of the semester for applying earlier concepts</w:t>
+      </w:r>
+      <w:r>
+        <w:t xml:space="preserve">. </w:t>
+      </w:r>
+      <w:r>
+        <w:t>One of the early project challenges was selecting a topic before fully appreciating the implications for algorithm choice</w:t>
+      </w:r>
+      <w:r>
+        <w:t xml:space="preserve">. For </w:t>
+      </w:r>
+      <w:proofErr w:type="gramStart"/>
+      <w:r>
+        <w:t xml:space="preserve">example, </w:t>
+      </w:r>
+      <w:r>
+        <w:t xml:space="preserve"> by</w:t>
+      </w:r>
+      <w:proofErr w:type="gramEnd"/>
+      <w:r>
+        <w:t xml:space="preserve"> choosing a discrete action space, I inadvertently limited the usefulness of policy-gradient methods, which became clearer only later in the course. Even so, experimenting with DQN and Double-DQN made the fragility of manually engineered rewards very apparent. Seeing RLHF introduced in this module </w:t>
+      </w:r>
+      <w:r>
+        <w:t>to</w:t>
+      </w:r>
+      <w:r>
+        <w:t xml:space="preserve"> learn reward models from human preferences helped me understand modern approaches to overcoming exactly the difficulties I encountered when constructing rewards for autoscaling.</w:t>
+      </w:r>
+    </w:p>
+    <w:p>
+      <w:r>
+        <w:t>Thinking about how RLHF could extend the autoscaling project has made me more interested in continuing this research beyond the course. Cloud operators naturally make relative judgments</w:t>
+      </w:r>
+      <w:r>
+        <w:t xml:space="preserve">. </w:t>
+      </w:r>
+      <w:r>
+        <w:t>preferring one scaling trajectory over another based on stability, cost, and risk</w:t>
+      </w:r>
+      <w:r>
+        <w:t xml:space="preserve">, </w:t>
+      </w:r>
+      <w:r>
+        <w:t>and RLHF provides a principled way to capture those intuitions in a learned reward model. Integrating preference-based reward learning would move the agent closer to realistic operational behavior</w:t>
+      </w:r>
+      <w:r>
+        <w:t>.</w:t>
+      </w:r>
+    </w:p>
+    <w:p>
+      <w:r>
+        <w:t>The project was a valuable learning journey and forced me to explore many directions before landing on the final approach. For example, our initial EDAs did not yield the expected cloud scaling data we had hoped that would work for a Markov process. This led us to use a baseline of stable cloud da</w:t>
+      </w:r>
+      <w:r>
+        <w:t xml:space="preserve"> </w:t>
+      </w:r>
+      <w:proofErr w:type="spellStart"/>
+      <w:proofErr w:type="gramStart"/>
+      <w:r>
+        <w:t>ta,and</w:t>
+      </w:r>
+      <w:proofErr w:type="spellEnd"/>
+      <w:proofErr w:type="gramEnd"/>
+      <w:r>
+        <w:t xml:space="preserve"> then injected noise to create interesting workloads for experimentation.  In the end, I think we achieved some surprising and insightful results on DQN variants and better understanding on the advantages and limitations RL can have in the real world.</w:t>
       </w:r>
     </w:p>
     <w:sectPr>
